--- a/people-lead/word/ana/03-plano-carreira.docx
+++ b/people-lead/word/ana/03-plano-carreira.docx
@@ -12,7 +12,7 @@
           <w:color w:val="1F3A5F"/>
           <w:sz w:val="40"/>
         </w:rPr>
-        <w:t>Ana — plano de carreira</w:t>
+        <w:t>Ana Karina — plano de carreira</w:t>
       </w:r>
     </w:p>
     <w:p>
@@ -22,7 +22,7 @@
           <w:color w:val="555555"/>
           <w:sz w:val="22"/>
         </w:rPr>
-        <w:t>Ana · People Lead · documento editável</w:t>
+        <w:t>Ana Karina · People Lead · documento editável</w:t>
       </w:r>
     </w:p>
     <w:p/>
@@ -42,16 +42,16 @@
     </w:p>
     <w:p>
       <w:r>
-        <w:t xml:space="preserve">Projeto atual (relato): </w:t>
+        <w:t xml:space="preserve">Projeto atual: </w:t>
       </w:r>
       <w:r>
         <w:rPr>
           <w:b/>
         </w:rPr>
-        <w:t>app nativo Kotlin/Android</w:t>
+        <w:t>BANCO BRADESCO — app nativo Kotlin/Android</w:t>
       </w:r>
       <w:r>
-        <w:t xml:space="preserve"> (confirmar se Bradesco ou MAPFRE).</w:t>
+        <w:t>.</w:t>
       </w:r>
     </w:p>
     <w:p>
@@ -69,7 +69,7 @@
     </w:p>
     <w:p>
       <w:r>
-        <w:t xml:space="preserve">Ana já escolheu o campo: </w:t>
+        <w:t xml:space="preserve">Ana Karina já escolheu o campo: </w:t>
       </w:r>
       <w:r>
         <w:rPr>

--- a/people-lead/word/ana/03-plano-carreira.docx
+++ b/people-lead/word/ana/03-plano-carreira.docx
@@ -226,7 +226,7 @@
               <w:rPr>
                 <w:sz w:val="20"/>
               </w:rPr>
-              <w:t>Workday completo, 3 prioridades, self-review, revisores</w:t>
+              <w:t>Workday ABCD (28/08); feedback Jessica; revisores</w:t>
             </w:r>
           </w:p>
         </w:tc>
@@ -266,7 +266,7 @@
               <w:rPr>
                 <w:sz w:val="20"/>
               </w:rPr>
-              <w:t>2–3 contribuições visíveis no app (ela nomeia na #2)</w:t>
+              <w:t>Homologação do app + 2–3 contribuições visíveis (features/PRs)</w:t>
             </w:r>
           </w:p>
         </w:tc>
@@ -286,7 +286,7 @@
               <w:rPr>
                 <w:sz w:val="20"/>
               </w:rPr>
-              <w:t>Copilot</w:t>
+              <w:t>Copilot / IA</w:t>
             </w:r>
           </w:p>
         </w:tc>
@@ -304,7 +304,7 @@
               <w:rPr>
                 <w:sz w:val="20"/>
               </w:rPr>
-              <w:t>1 case escrito (problema → prompt/agente → efeito no time)</w:t>
+              <w:t>Agentes (analytics, frontend) + 1 case escrito; AZ-900 registrada</w:t>
             </w:r>
           </w:p>
         </w:tc>
@@ -395,7 +395,20 @@
               <w:rPr>
                 <w:sz w:val="20"/>
               </w:rPr>
-              <w:t>Alinhar com o PL: este FY é consolidação, não campanha de promoção</w:t>
+              <w:t xml:space="preserve">Alinhar na </w:t>
+            </w:r>
+            <w:r>
+              <w:rPr>
+                <w:b/>
+                <w:sz w:val="20"/>
+              </w:rPr>
+              <w:t>1:1 #3</w:t>
+            </w:r>
+            <w:r>
+              <w:rPr>
+                <w:sz w:val="20"/>
+              </w:rPr>
+              <w:t>: FY26 = consolidação Associate</w:t>
             </w:r>
           </w:p>
         </w:tc>
@@ -791,7 +804,20 @@
               <w:rPr>
                 <w:sz w:val="20"/>
               </w:rPr>
-              <w:t>Swift com aplicação (projeto, lab ou Mac). Sem isso, Swift continua hobby</w:t>
+              <w:t xml:space="preserve">Swift com aplicação (projeto, lab ou </w:t>
+            </w:r>
+            <w:r>
+              <w:rPr>
+                <w:b/>
+                <w:sz w:val="20"/>
+              </w:rPr>
+              <w:t>MacBook</w:t>
+            </w:r>
+            <w:r>
+              <w:rPr>
+                <w:sz w:val="20"/>
+              </w:rPr>
+              <w:t>). Combinado na 1:1 #2: FY27, não FY26</w:t>
             </w:r>
           </w:p>
         </w:tc>

--- a/people-lead/word/ana/03-plano-carreira.docx
+++ b/people-lead/word/ana/03-plano-carreira.docx
@@ -110,7 +110,16 @@
     </w:p>
     <w:p>
       <w:r>
-        <w:t xml:space="preserve">O PL não promete Analyst no FY26. Associate com ~1 ano, faculdade presencial e primeiro projeto forte: o movimento inteligente é </w:t>
+        <w:t xml:space="preserve">O PL não promete Analyst no FY26. Associate com admissão </w:t>
+      </w:r>
+      <w:r>
+        <w:rPr>
+          <w:b/>
+        </w:rPr>
+        <w:t>01/04/2026</w:t>
+      </w:r>
+      <w:r>
+        <w:t xml:space="preserve"> (~5 meses), faculdade presencial e primeiro projeto forte: o movimento inteligente é </w:t>
       </w:r>
       <w:r>
         <w:rPr>

--- a/people-lead/word/ana/03-plano-carreira.docx
+++ b/people-lead/word/ana/03-plano-carreira.docx
@@ -235,7 +235,20 @@
               <w:rPr>
                 <w:sz w:val="20"/>
               </w:rPr>
-              <w:t>Workday ABCD (28/08); feedback Jessica; revisores</w:t>
+              <w:t xml:space="preserve">Workday ABCD — </w:t>
+            </w:r>
+            <w:r>
+              <w:rPr>
+                <w:b/>
+                <w:sz w:val="20"/>
+              </w:rPr>
+              <w:t>submissão pendente</w:t>
+            </w:r>
+            <w:r>
+              <w:rPr>
+                <w:sz w:val="20"/>
+              </w:rPr>
+              <w:t>; feedback Jessica; revisores</w:t>
             </w:r>
           </w:p>
         </w:tc>
